--- a/Sprint 4 du rapport.docx
+++ b/Sprint 4 du rapport.docx
@@ -370,7 +370,31 @@
           <w:iCs/>
           <w:szCs w:val="24"/>
         </w:rPr>
-        <w:t>.1   Introduction . . . . . . . . . . . . . . . . . . . . . . . . . . . . . 33</w:t>
+        <w:t xml:space="preserve">.1   Introduction . . . . . . . . . . . . . . . . . . . . . . . . </w:t>
+      </w:r>
+      <w:proofErr w:type="gramStart"/>
+      <w:r>
+        <w:rPr>
+          <w:rFonts w:asciiTheme="majorBidi" w:hAnsiTheme="majorBidi" w:cstheme="majorBidi"/>
+          <w:b/>
+          <w:bCs/>
+          <w:i/>
+          <w:iCs/>
+          <w:szCs w:val="24"/>
+        </w:rPr>
+        <w:t>. . . .</w:t>
+      </w:r>
+      <w:proofErr w:type="gramEnd"/>
+      <w:r>
+        <w:rPr>
+          <w:rFonts w:asciiTheme="majorBidi" w:hAnsiTheme="majorBidi" w:cstheme="majorBidi"/>
+          <w:b/>
+          <w:bCs/>
+          <w:i/>
+          <w:iCs/>
+          <w:szCs w:val="24"/>
+        </w:rPr>
+        <w:t xml:space="preserve"> . 33</w:t>
       </w:r>
     </w:p>
     <w:p>
@@ -416,7 +440,55 @@
           <w:iCs/>
           <w:szCs w:val="24"/>
         </w:rPr>
-        <w:t>.2   Backlog du sprint . . . . . . . . . . . . . . . . . . . . . . . . . . 33</w:t>
+        <w:t xml:space="preserve">.2   </w:t>
+      </w:r>
+      <w:proofErr w:type="spellStart"/>
+      <w:r>
+        <w:rPr>
+          <w:rFonts w:asciiTheme="majorBidi" w:hAnsiTheme="majorBidi" w:cstheme="majorBidi"/>
+          <w:b/>
+          <w:bCs/>
+          <w:i/>
+          <w:iCs/>
+          <w:szCs w:val="24"/>
+        </w:rPr>
+        <w:t>Backlog</w:t>
+      </w:r>
+      <w:proofErr w:type="spellEnd"/>
+      <w:r>
+        <w:rPr>
+          <w:rFonts w:asciiTheme="majorBidi" w:hAnsiTheme="majorBidi" w:cstheme="majorBidi"/>
+          <w:b/>
+          <w:bCs/>
+          <w:i/>
+          <w:iCs/>
+          <w:szCs w:val="24"/>
+        </w:rPr>
+        <w:t xml:space="preserve"> du sprint . . . . . . . . . . . . . . . . . . . . . </w:t>
+      </w:r>
+      <w:proofErr w:type="gramStart"/>
+      <w:r>
+        <w:rPr>
+          <w:rFonts w:asciiTheme="majorBidi" w:hAnsiTheme="majorBidi" w:cstheme="majorBidi"/>
+          <w:b/>
+          <w:bCs/>
+          <w:i/>
+          <w:iCs/>
+          <w:szCs w:val="24"/>
+        </w:rPr>
+        <w:t>. . . .</w:t>
+      </w:r>
+      <w:proofErr w:type="gramEnd"/>
+      <w:r>
+        <w:rPr>
+          <w:rFonts w:asciiTheme="majorBidi" w:hAnsiTheme="majorBidi" w:cstheme="majorBidi"/>
+          <w:b/>
+          <w:bCs/>
+          <w:i/>
+          <w:iCs/>
+          <w:szCs w:val="24"/>
+        </w:rPr>
+        <w:t xml:space="preserve"> . 33</w:t>
       </w:r>
     </w:p>
     <w:p>
@@ -522,7 +594,27 @@
           <w:iCs/>
           <w:szCs w:val="24"/>
         </w:rPr>
-        <w:t xml:space="preserve"> . . . . . . . . . . . 34</w:t>
+        <w:t xml:space="preserve"> . . . . . . </w:t>
+      </w:r>
+      <w:proofErr w:type="gramStart"/>
+      <w:r>
+        <w:rPr>
+          <w:rFonts w:asciiTheme="majorBidi" w:hAnsiTheme="majorBidi" w:cstheme="majorBidi"/>
+          <w:i/>
+          <w:iCs/>
+          <w:szCs w:val="24"/>
+        </w:rPr>
+        <w:t>. . . .</w:t>
+      </w:r>
+      <w:proofErr w:type="gramEnd"/>
+      <w:r>
+        <w:rPr>
+          <w:rFonts w:asciiTheme="majorBidi" w:hAnsiTheme="majorBidi" w:cstheme="majorBidi"/>
+          <w:i/>
+          <w:iCs/>
+          <w:szCs w:val="24"/>
+        </w:rPr>
+        <w:t xml:space="preserve"> . 34</w:t>
       </w:r>
     </w:p>
     <w:p>
@@ -720,7 +812,31 @@
           <w:iCs/>
           <w:szCs w:val="24"/>
         </w:rPr>
-        <w:t>.6   Conclusion . . . . . . . . . . . . . . . . . . . . . . . . . . . . . . . 43</w:t>
+        <w:t xml:space="preserve">.6   Conclusion . . . . . . . . . . . . . . . . . . . . . . . . . . . </w:t>
+      </w:r>
+      <w:proofErr w:type="gramStart"/>
+      <w:r>
+        <w:rPr>
+          <w:rFonts w:asciiTheme="majorBidi" w:hAnsiTheme="majorBidi" w:cstheme="majorBidi"/>
+          <w:b/>
+          <w:bCs/>
+          <w:i/>
+          <w:iCs/>
+          <w:szCs w:val="24"/>
+        </w:rPr>
+        <w:t>. . . .</w:t>
+      </w:r>
+      <w:proofErr w:type="gramEnd"/>
+      <w:r>
+        <w:rPr>
+          <w:rFonts w:asciiTheme="majorBidi" w:hAnsiTheme="majorBidi" w:cstheme="majorBidi"/>
+          <w:b/>
+          <w:bCs/>
+          <w:i/>
+          <w:iCs/>
+          <w:szCs w:val="24"/>
+        </w:rPr>
+        <w:t xml:space="preserve"> 43</w:t>
       </w:r>
       <w:r>
         <w:rPr>
@@ -966,7 +1082,29 @@
           <w:sz w:val="36"/>
           <w:szCs w:val="32"/>
         </w:rPr>
-        <w:t>6.2 Backlog du sprint</w:t>
+        <w:t xml:space="preserve">6.2 </w:t>
+      </w:r>
+      <w:proofErr w:type="spellStart"/>
+      <w:r>
+        <w:rPr>
+          <w:rFonts w:asciiTheme="majorBidi" w:hAnsiTheme="majorBidi" w:cstheme="majorBidi"/>
+          <w:b/>
+          <w:bCs/>
+          <w:sz w:val="36"/>
+          <w:szCs w:val="32"/>
+        </w:rPr>
+        <w:t>Backlog</w:t>
+      </w:r>
+      <w:proofErr w:type="spellEnd"/>
+      <w:r>
+        <w:rPr>
+          <w:rFonts w:asciiTheme="majorBidi" w:hAnsiTheme="majorBidi" w:cstheme="majorBidi"/>
+          <w:b/>
+          <w:bCs/>
+          <w:sz w:val="36"/>
+          <w:szCs w:val="32"/>
+        </w:rPr>
+        <w:t xml:space="preserve"> du sprint</w:t>
       </w:r>
     </w:p>
     <w:p>
@@ -1012,21 +1150,57 @@
         <w:rPr>
           <w:rFonts w:asciiTheme="majorBidi" w:hAnsiTheme="majorBidi" w:cstheme="majorBidi"/>
         </w:rPr>
-        <w:t>Après avoir défini les objectifs de ce sprint, nous présentons le backlog associé, qui regroupe l’ensemble des exigences sous forme d’histoires utilisateurs, elles-mêmes décomposée</w:t>
-      </w:r>
-    </w:p>
-    <w:p>
-      <w:pPr>
-        <w:spacing w:line="360" w:lineRule="auto"/>
-        <w:rPr>
-          <w:rFonts w:asciiTheme="majorBidi" w:hAnsiTheme="majorBidi" w:cstheme="majorBidi"/>
-        </w:rPr>
-      </w:pPr>
-      <w:r>
-        <w:rPr>
-          <w:rFonts w:asciiTheme="majorBidi" w:hAnsiTheme="majorBidi" w:cstheme="majorBidi"/>
-        </w:rPr>
-        <w:t xml:space="preserve">en taches. Le tableau 6.1 illustre ce backlog du sprint 4.  </w:t>
+        <w:t xml:space="preserve">Après avoir défini les objectifs de ce sprint, nous présentons le </w:t>
+      </w:r>
+      <w:proofErr w:type="spellStart"/>
+      <w:r>
+        <w:rPr>
+          <w:rFonts w:asciiTheme="majorBidi" w:hAnsiTheme="majorBidi" w:cstheme="majorBidi"/>
+        </w:rPr>
+        <w:t>backlog</w:t>
+      </w:r>
+      <w:proofErr w:type="spellEnd"/>
+      <w:r>
+        <w:rPr>
+          <w:rFonts w:asciiTheme="majorBidi" w:hAnsiTheme="majorBidi" w:cstheme="majorBidi"/>
+        </w:rPr>
+        <w:t xml:space="preserve"> associé, qui regroupe l’ensemble des exigences sous forme d’histoires utilisateurs, elles-mêmes décomposée</w:t>
+      </w:r>
+    </w:p>
+    <w:p>
+      <w:pPr>
+        <w:spacing w:line="360" w:lineRule="auto"/>
+        <w:rPr>
+          <w:rFonts w:asciiTheme="majorBidi" w:hAnsiTheme="majorBidi" w:cstheme="majorBidi"/>
+        </w:rPr>
+      </w:pPr>
+      <w:proofErr w:type="gramStart"/>
+      <w:r>
+        <w:rPr>
+          <w:rFonts w:asciiTheme="majorBidi" w:hAnsiTheme="majorBidi" w:cstheme="majorBidi"/>
+        </w:rPr>
+        <w:t>en</w:t>
+      </w:r>
+      <w:proofErr w:type="gramEnd"/>
+      <w:r>
+        <w:rPr>
+          <w:rFonts w:asciiTheme="majorBidi" w:hAnsiTheme="majorBidi" w:cstheme="majorBidi"/>
+        </w:rPr>
+        <w:t xml:space="preserve"> taches. Le tableau 6.1 illustre ce </w:t>
+      </w:r>
+      <w:proofErr w:type="spellStart"/>
+      <w:r>
+        <w:rPr>
+          <w:rFonts w:asciiTheme="majorBidi" w:hAnsiTheme="majorBidi" w:cstheme="majorBidi"/>
+        </w:rPr>
+        <w:t>backlog</w:t>
+      </w:r>
+      <w:proofErr w:type="spellEnd"/>
+      <w:r>
+        <w:rPr>
+          <w:rFonts w:asciiTheme="majorBidi" w:hAnsiTheme="majorBidi" w:cstheme="majorBidi"/>
+        </w:rPr>
+        <w:t xml:space="preserve"> du sprint 4.  </w:t>
       </w:r>
     </w:p>
     <w:p>
@@ -1092,7 +1266,31 @@
           <w:iCs/>
           <w:szCs w:val="24"/>
         </w:rPr>
-        <w:t xml:space="preserve">.1 : Backlog du sprint </w:t>
+        <w:t xml:space="preserve">.1 : </w:t>
+      </w:r>
+      <w:proofErr w:type="spellStart"/>
+      <w:r>
+        <w:rPr>
+          <w:rFonts w:asciiTheme="majorBidi" w:hAnsiTheme="majorBidi" w:cstheme="majorBidi"/>
+          <w:b/>
+          <w:bCs/>
+          <w:i/>
+          <w:iCs/>
+          <w:szCs w:val="24"/>
+        </w:rPr>
+        <w:t>Backlog</w:t>
+      </w:r>
+      <w:proofErr w:type="spellEnd"/>
+      <w:r>
+        <w:rPr>
+          <w:rFonts w:asciiTheme="majorBidi" w:hAnsiTheme="majorBidi" w:cstheme="majorBidi"/>
+          <w:b/>
+          <w:bCs/>
+          <w:i/>
+          <w:iCs/>
+          <w:szCs w:val="24"/>
+        </w:rPr>
+        <w:t xml:space="preserve"> du sprint </w:t>
       </w:r>
       <w:r>
         <w:rPr>
@@ -4401,7 +4599,7 @@
         <w:rPr>
           <w:rFonts w:asciiTheme="majorBidi" w:hAnsiTheme="majorBidi" w:cstheme="majorBidi"/>
         </w:rPr>
-        <w:t xml:space="preserve">  Afin d’assurer une meilleure lisibilité et une organisation cohérente, cette section est structurée par fonctionnalité. Chaque fonctionnalité est illustrée par les interfaces correspondantes, accompagnées d’une description mettant en évidence leur rôle ainsi que leur contribution au bon fonctionnement global de l’application dans ce sprint. </w:t>
+        <w:t xml:space="preserve">  Afin d’assurer une meilleure lisibilité et une organisation cohérente, cette section est structurée par fonctionnalité. Chaque fonctionnalité est illustrée par les interfaces correspondantes, accompagnées d’une description mettant en évidence leur rôle ainsi que leur contribution au bon fonctionnement global de l’application dans ce sprint.</w:t>
       </w:r>
     </w:p>
     <w:p>
@@ -4461,7 +4659,19 @@
         <w:rPr>
           <w:rFonts w:asciiTheme="majorBidi" w:hAnsiTheme="majorBidi" w:cstheme="majorBidi"/>
         </w:rPr>
-        <w:t>u client dans son apprentissage comme montre la figure 6.3.</w:t>
+        <w:t xml:space="preserve">u client dans son apprentissage comme </w:t>
+      </w:r>
+      <w:r>
+        <w:rPr>
+          <w:rFonts w:asciiTheme="majorBidi" w:hAnsiTheme="majorBidi" w:cstheme="majorBidi"/>
+        </w:rPr>
+        <w:t>illustré dans</w:t>
+      </w:r>
+      <w:r>
+        <w:rPr>
+          <w:rFonts w:asciiTheme="majorBidi" w:hAnsiTheme="majorBidi" w:cstheme="majorBidi"/>
+        </w:rPr>
+        <w:t xml:space="preserve"> la figure 6.3.</w:t>
       </w:r>
       <w:r>
         <w:rPr>
@@ -4590,7 +4800,19 @@
         <w:rPr>
           <w:rFonts w:asciiTheme="majorBidi" w:hAnsiTheme="majorBidi" w:cstheme="majorBidi"/>
         </w:rPr>
-        <w:t xml:space="preserve">En sélectionnant un cours, le client est redirigé vers une interface dédiée qui présente l’ensemble de ses modules. Chaque module est composé d’une vidéo explicative accompagnée d’un contenu descriptif permettant de mieux comprendre les notions abordées. L’interface propose également un bouton d’évaluation afin de tester les connaissances acquises à la fin du cours comme illustre la figure 6.4. </w:t>
+        <w:t>En sélectionnant un cours, le client est redirigé vers une interface dédiée qui présente l’ensemble de ses modules. Chaque module est composé d’une vidéo explicative accompagnée d’un contenu descriptif permettant de mieux comprendre les notions abordées. L’interface propose également un bouton d’évaluation afin de tester les connaissances acquises à la fin du cours comme illustr</w:t>
+      </w:r>
+      <w:r>
+        <w:rPr>
+          <w:rFonts w:asciiTheme="majorBidi" w:hAnsiTheme="majorBidi" w:cstheme="majorBidi"/>
+        </w:rPr>
+        <w:t>é dans</w:t>
+      </w:r>
+      <w:r>
+        <w:rPr>
+          <w:rFonts w:asciiTheme="majorBidi" w:hAnsiTheme="majorBidi" w:cstheme="majorBidi"/>
+        </w:rPr>
+        <w:t xml:space="preserve"> la figure 6.4.</w:t>
       </w:r>
     </w:p>
     <w:p>
@@ -4718,7 +4940,19 @@
         <w:rPr>
           <w:rFonts w:asciiTheme="majorBidi" w:hAnsiTheme="majorBidi" w:cstheme="majorBidi"/>
         </w:rPr>
-        <w:t xml:space="preserve"> sur le bouton « S’évaluer », un examen composé de trente questions s’affiche avec une durée de vingt minutes, afin d’évaluer les connaissances du client comme montre la figure 6.5.</w:t>
+        <w:t xml:space="preserve"> sur le bouton « S’évaluer », un examen composé de trente questions s’affiche avec une durée de vingt minutes, afin d’évaluer les connaissances du client comme montr</w:t>
+      </w:r>
+      <w:r>
+        <w:rPr>
+          <w:rFonts w:asciiTheme="majorBidi" w:hAnsiTheme="majorBidi" w:cstheme="majorBidi"/>
+        </w:rPr>
+        <w:t>é dans</w:t>
+      </w:r>
+      <w:r>
+        <w:rPr>
+          <w:rFonts w:asciiTheme="majorBidi" w:hAnsiTheme="majorBidi" w:cstheme="majorBidi"/>
+        </w:rPr>
+        <w:t xml:space="preserve"> la figure 6.5.</w:t>
       </w:r>
     </w:p>
     <w:p>
@@ -5153,7 +5387,21 @@
         <w:rPr>
           <w:rFonts w:asciiTheme="majorBidi" w:hAnsiTheme="majorBidi" w:cstheme="majorBidi"/>
         </w:rPr>
-        <w:t xml:space="preserve">la figure 6..  </w:t>
+        <w:t xml:space="preserve">la figure </w:t>
+      </w:r>
+      <w:proofErr w:type="gramStart"/>
+      <w:r>
+        <w:rPr>
+          <w:rFonts w:asciiTheme="majorBidi" w:hAnsiTheme="majorBidi" w:cstheme="majorBidi"/>
+        </w:rPr>
+        <w:t>6..</w:t>
+      </w:r>
+      <w:proofErr w:type="gramEnd"/>
+      <w:r>
+        <w:rPr>
+          <w:rFonts w:asciiTheme="majorBidi" w:hAnsiTheme="majorBidi" w:cstheme="majorBidi"/>
+        </w:rPr>
+        <w:t xml:space="preserve">  </w:t>
       </w:r>
     </w:p>
     <w:p>
@@ -5168,6 +5416,7 @@
       <w:r>
         <w:rPr>
           <w:rFonts w:asciiTheme="majorBidi" w:hAnsiTheme="majorBidi" w:cstheme="majorBidi"/>
+          <w:noProof/>
         </w:rPr>
         <w:drawing>
           <wp:inline distT="0" distB="0" distL="0" distR="0" wp14:anchorId="72FBE533" wp14:editId="331DD79F">
@@ -5257,7 +5506,7 @@
         <w:rPr>
           <w:rFonts w:asciiTheme="majorBidi" w:hAnsiTheme="majorBidi" w:cstheme="majorBidi"/>
         </w:rPr>
-        <w:t xml:space="preserve">«  essayer » </w:t>
+        <w:t xml:space="preserve">« essayer » </w:t>
       </w:r>
       <w:r>
         <w:rPr>
@@ -5652,7 +5901,19 @@
         <w:rPr>
           <w:rFonts w:asciiTheme="majorBidi" w:hAnsiTheme="majorBidi" w:cstheme="majorBidi"/>
         </w:rPr>
-        <w:t>Lorsqu’une réponse de l’administrateur est reçue, les messages s’affichent, accompagnés du statut de la réclamation comme montre la figure 6.12.</w:t>
+        <w:t>Lorsqu’une réponse de l’administrateur est reçue, les messages s’affichent, accompagnés du statut de la réclamation comme montr</w:t>
+      </w:r>
+      <w:r>
+        <w:rPr>
+          <w:rFonts w:asciiTheme="majorBidi" w:hAnsiTheme="majorBidi" w:cstheme="majorBidi"/>
+        </w:rPr>
+        <w:t>é dans</w:t>
+      </w:r>
+      <w:r>
+        <w:rPr>
+          <w:rFonts w:asciiTheme="majorBidi" w:hAnsiTheme="majorBidi" w:cstheme="majorBidi"/>
+        </w:rPr>
+        <w:t xml:space="preserve"> la figure 6.12.</w:t>
       </w:r>
     </w:p>
     <w:p>
@@ -5781,7 +6042,13 @@
         <w:rPr>
           <w:rFonts w:asciiTheme="majorBidi" w:hAnsiTheme="majorBidi" w:cstheme="majorBidi"/>
         </w:rPr>
-        <w:t xml:space="preserve"> ainsi que traiter, clôturer et supprimer ces tickets comme montre</w:t>
+        <w:t xml:space="preserve"> ainsi que traiter, clôturer et supprimer ces tickets comme montr</w:t>
+      </w:r>
+      <w:r>
+        <w:rPr>
+          <w:rFonts w:asciiTheme="majorBidi" w:hAnsiTheme="majorBidi" w:cstheme="majorBidi"/>
+        </w:rPr>
+        <w:t>é dans</w:t>
       </w:r>
       <w:r>
         <w:rPr>

--- a/Sprint 4 du rapport.docx
+++ b/Sprint 4 du rapport.docx
@@ -5109,305 +5109,6 @@
       <w:pPr>
         <w:spacing w:line="360" w:lineRule="auto"/>
         <w:ind w:left="0" w:firstLine="0"/>
-        <w:rPr>
-          <w:rFonts w:asciiTheme="majorBidi" w:hAnsiTheme="majorBidi" w:cstheme="majorBidi"/>
-        </w:rPr>
-      </w:pPr>
-    </w:p>
-    <w:p>
-      <w:pPr>
-        <w:spacing w:line="360" w:lineRule="auto"/>
-        <w:ind w:left="0" w:firstLine="0"/>
-        <w:rPr>
-          <w:rFonts w:asciiTheme="majorBidi" w:hAnsiTheme="majorBidi" w:cstheme="majorBidi"/>
-        </w:rPr>
-      </w:pPr>
-    </w:p>
-    <w:p>
-      <w:pPr>
-        <w:spacing w:line="360" w:lineRule="auto"/>
-        <w:ind w:left="0" w:firstLine="0"/>
-        <w:rPr>
-          <w:rFonts w:asciiTheme="majorBidi" w:hAnsiTheme="majorBidi" w:cstheme="majorBidi"/>
-        </w:rPr>
-      </w:pPr>
-    </w:p>
-    <w:p>
-      <w:pPr>
-        <w:spacing w:line="360" w:lineRule="auto"/>
-        <w:ind w:left="0" w:firstLine="0"/>
-        <w:rPr>
-          <w:rFonts w:asciiTheme="majorBidi" w:hAnsiTheme="majorBidi" w:cstheme="majorBidi"/>
-        </w:rPr>
-      </w:pPr>
-    </w:p>
-    <w:p>
-      <w:pPr>
-        <w:spacing w:line="360" w:lineRule="auto"/>
-        <w:ind w:left="0" w:firstLine="0"/>
-        <w:rPr>
-          <w:rFonts w:asciiTheme="majorBidi" w:hAnsiTheme="majorBidi" w:cstheme="majorBidi"/>
-        </w:rPr>
-      </w:pPr>
-    </w:p>
-    <w:p>
-      <w:pPr>
-        <w:spacing w:line="360" w:lineRule="auto"/>
-        <w:ind w:left="0" w:firstLine="0"/>
-        <w:rPr>
-          <w:rFonts w:asciiTheme="majorBidi" w:hAnsiTheme="majorBidi" w:cstheme="majorBidi"/>
-        </w:rPr>
-      </w:pPr>
-    </w:p>
-    <w:p>
-      <w:pPr>
-        <w:spacing w:line="360" w:lineRule="auto"/>
-        <w:ind w:left="0" w:firstLine="0"/>
-        <w:rPr>
-          <w:rFonts w:asciiTheme="majorBidi" w:hAnsiTheme="majorBidi" w:cstheme="majorBidi"/>
-        </w:rPr>
-      </w:pPr>
-    </w:p>
-    <w:p>
-      <w:pPr>
-        <w:spacing w:line="360" w:lineRule="auto"/>
-        <w:ind w:left="0" w:firstLine="0"/>
-        <w:rPr>
-          <w:rFonts w:asciiTheme="majorBidi" w:hAnsiTheme="majorBidi" w:cstheme="majorBidi"/>
-        </w:rPr>
-      </w:pPr>
-    </w:p>
-    <w:p>
-      <w:pPr>
-        <w:spacing w:line="360" w:lineRule="auto"/>
-        <w:ind w:left="0" w:firstLine="0"/>
-        <w:rPr>
-          <w:rFonts w:asciiTheme="majorBidi" w:hAnsiTheme="majorBidi" w:cstheme="majorBidi"/>
-        </w:rPr>
-      </w:pPr>
-      <w:r>
-        <w:rPr>
-          <w:rFonts w:asciiTheme="majorBidi" w:hAnsiTheme="majorBidi" w:cstheme="majorBidi"/>
-        </w:rPr>
-        <w:t xml:space="preserve">  </w:t>
-      </w:r>
-      <w:r>
-        <w:rPr>
-          <w:rFonts w:asciiTheme="majorBidi" w:hAnsiTheme="majorBidi" w:cstheme="majorBidi"/>
-        </w:rPr>
-        <w:t>Ensuite, un certificat est généré et enregistré dans la section « Mes certificats », permettant au client de la télécharger et de l’ajouter à son portfolio professionnel</w:t>
-      </w:r>
-      <w:r>
-        <w:rPr>
-          <w:rFonts w:asciiTheme="majorBidi" w:hAnsiTheme="majorBidi" w:cstheme="majorBidi"/>
-        </w:rPr>
-        <w:t xml:space="preserve"> comme montré dans les figures 6.7 et 6.8</w:t>
-      </w:r>
-      <w:r>
-        <w:rPr>
-          <w:rFonts w:asciiTheme="majorBidi" w:hAnsiTheme="majorBidi" w:cstheme="majorBidi"/>
-        </w:rPr>
-        <w:t xml:space="preserve">.  </w:t>
-      </w:r>
-    </w:p>
-    <w:p>
-      <w:pPr>
-        <w:spacing w:line="360" w:lineRule="auto"/>
-        <w:ind w:left="0" w:firstLine="0"/>
-        <w:rPr>
-          <w:rFonts w:asciiTheme="majorBidi" w:hAnsiTheme="majorBidi" w:cstheme="majorBidi"/>
-        </w:rPr>
-      </w:pPr>
-    </w:p>
-    <w:p>
-      <w:pPr>
-        <w:spacing w:line="360" w:lineRule="auto"/>
-        <w:ind w:left="0" w:firstLine="0"/>
-        <w:rPr>
-          <w:rFonts w:asciiTheme="majorBidi" w:hAnsiTheme="majorBidi" w:cstheme="majorBidi"/>
-        </w:rPr>
-      </w:pPr>
-    </w:p>
-    <w:p>
-      <w:pPr>
-        <w:spacing w:line="360" w:lineRule="auto"/>
-        <w:ind w:left="0" w:firstLine="0"/>
-        <w:rPr>
-          <w:rFonts w:asciiTheme="majorBidi" w:hAnsiTheme="majorBidi" w:cstheme="majorBidi"/>
-        </w:rPr>
-      </w:pPr>
-    </w:p>
-    <w:p>
-      <w:pPr>
-        <w:spacing w:line="360" w:lineRule="auto"/>
-        <w:ind w:left="0" w:firstLine="0"/>
-        <w:rPr>
-          <w:rFonts w:asciiTheme="majorBidi" w:hAnsiTheme="majorBidi" w:cstheme="majorBidi"/>
-        </w:rPr>
-      </w:pPr>
-    </w:p>
-    <w:p>
-      <w:pPr>
-        <w:spacing w:line="360" w:lineRule="auto"/>
-        <w:ind w:left="0" w:firstLine="0"/>
-        <w:rPr>
-          <w:rFonts w:asciiTheme="majorBidi" w:hAnsiTheme="majorBidi" w:cstheme="majorBidi"/>
-        </w:rPr>
-      </w:pPr>
-    </w:p>
-    <w:p>
-      <w:pPr>
-        <w:spacing w:line="360" w:lineRule="auto"/>
-        <w:ind w:left="0" w:firstLine="0"/>
-        <w:rPr>
-          <w:rFonts w:asciiTheme="majorBidi" w:hAnsiTheme="majorBidi" w:cstheme="majorBidi"/>
-        </w:rPr>
-      </w:pPr>
-    </w:p>
-    <w:p>
-      <w:pPr>
-        <w:spacing w:line="360" w:lineRule="auto"/>
-        <w:ind w:left="0" w:firstLine="0"/>
-        <w:rPr>
-          <w:rFonts w:asciiTheme="majorBidi" w:hAnsiTheme="majorBidi" w:cstheme="majorBidi"/>
-        </w:rPr>
-      </w:pPr>
-    </w:p>
-    <w:p>
-      <w:pPr>
-        <w:spacing w:line="360" w:lineRule="auto"/>
-        <w:ind w:left="0" w:firstLine="0"/>
-        <w:rPr>
-          <w:rFonts w:asciiTheme="majorBidi" w:hAnsiTheme="majorBidi" w:cstheme="majorBidi"/>
-        </w:rPr>
-      </w:pPr>
-    </w:p>
-    <w:p>
-      <w:pPr>
-        <w:spacing w:line="360" w:lineRule="auto"/>
-        <w:ind w:left="0" w:firstLine="0"/>
-        <w:rPr>
-          <w:rFonts w:asciiTheme="majorBidi" w:hAnsiTheme="majorBidi" w:cstheme="majorBidi"/>
-        </w:rPr>
-      </w:pPr>
-    </w:p>
-    <w:p>
-      <w:pPr>
-        <w:spacing w:line="360" w:lineRule="auto"/>
-        <w:ind w:left="0" w:firstLine="0"/>
-        <w:rPr>
-          <w:rFonts w:asciiTheme="majorBidi" w:hAnsiTheme="majorBidi" w:cstheme="majorBidi"/>
-        </w:rPr>
-      </w:pPr>
-    </w:p>
-    <w:p>
-      <w:pPr>
-        <w:spacing w:line="360" w:lineRule="auto"/>
-        <w:ind w:left="0" w:firstLine="0"/>
-        <w:rPr>
-          <w:rFonts w:asciiTheme="majorBidi" w:hAnsiTheme="majorBidi" w:cstheme="majorBidi"/>
-        </w:rPr>
-      </w:pPr>
-    </w:p>
-    <w:p>
-      <w:pPr>
-        <w:spacing w:line="360" w:lineRule="auto"/>
-        <w:ind w:left="0" w:firstLine="0"/>
-        <w:rPr>
-          <w:rFonts w:asciiTheme="majorBidi" w:hAnsiTheme="majorBidi" w:cstheme="majorBidi"/>
-        </w:rPr>
-      </w:pPr>
-      <w:r>
-        <w:rPr>
-          <w:rFonts w:asciiTheme="majorBidi" w:hAnsiTheme="majorBidi" w:cstheme="majorBidi"/>
-        </w:rPr>
-        <w:t xml:space="preserve">  </w:t>
-      </w:r>
-      <w:r>
-        <w:rPr>
-          <w:rFonts w:asciiTheme="majorBidi" w:hAnsiTheme="majorBidi" w:cstheme="majorBidi"/>
-        </w:rPr>
-        <w:t>Après l’obtention du certificat, le client ne pourra plus sera repasser l’examen. Le bouton « S’évaluer » sera remplacé par la mention « Certificat obtenu », tandis que l’</w:t>
-      </w:r>
-      <w:r>
-        <w:rPr>
-          <w:rFonts w:asciiTheme="majorBidi" w:hAnsiTheme="majorBidi" w:cstheme="majorBidi"/>
-        </w:rPr>
-        <w:t>accès</w:t>
-      </w:r>
-      <w:r>
-        <w:rPr>
-          <w:rFonts w:asciiTheme="majorBidi" w:hAnsiTheme="majorBidi" w:cstheme="majorBidi"/>
-        </w:rPr>
-        <w:t xml:space="preserve"> restera </w:t>
-      </w:r>
-      <w:r>
-        <w:rPr>
-          <w:rFonts w:asciiTheme="majorBidi" w:hAnsiTheme="majorBidi" w:cstheme="majorBidi"/>
-        </w:rPr>
-        <w:t xml:space="preserve">limité à </w:t>
-      </w:r>
-      <w:r>
-        <w:rPr>
-          <w:rFonts w:asciiTheme="majorBidi" w:hAnsiTheme="majorBidi" w:cstheme="majorBidi"/>
-        </w:rPr>
-        <w:t>la</w:t>
-      </w:r>
-      <w:r>
-        <w:rPr>
-          <w:rFonts w:asciiTheme="majorBidi" w:hAnsiTheme="majorBidi" w:cstheme="majorBidi"/>
-        </w:rPr>
-        <w:t xml:space="preserve"> </w:t>
-      </w:r>
-      <w:r>
-        <w:rPr>
-          <w:rFonts w:asciiTheme="majorBidi" w:hAnsiTheme="majorBidi" w:cstheme="majorBidi"/>
-        </w:rPr>
-        <w:t xml:space="preserve">consultation des modules du cours comme </w:t>
-      </w:r>
-      <w:r>
-        <w:rPr>
-          <w:rFonts w:asciiTheme="majorBidi" w:hAnsiTheme="majorBidi" w:cstheme="majorBidi"/>
-        </w:rPr>
-        <w:t>l’</w:t>
-      </w:r>
-      <w:r>
-        <w:rPr>
-          <w:rFonts w:asciiTheme="majorBidi" w:hAnsiTheme="majorBidi" w:cstheme="majorBidi"/>
-        </w:rPr>
-        <w:t>illustr</w:t>
-      </w:r>
-      <w:r>
-        <w:rPr>
-          <w:rFonts w:asciiTheme="majorBidi" w:hAnsiTheme="majorBidi" w:cstheme="majorBidi"/>
-        </w:rPr>
-        <w:t xml:space="preserve">e </w:t>
-      </w:r>
-      <w:r>
-        <w:rPr>
-          <w:rFonts w:asciiTheme="majorBidi" w:hAnsiTheme="majorBidi" w:cstheme="majorBidi"/>
-        </w:rPr>
-        <w:t xml:space="preserve">la figure </w:t>
-      </w:r>
-      <w:proofErr w:type="gramStart"/>
-      <w:r>
-        <w:rPr>
-          <w:rFonts w:asciiTheme="majorBidi" w:hAnsiTheme="majorBidi" w:cstheme="majorBidi"/>
-        </w:rPr>
-        <w:t>6..</w:t>
-      </w:r>
-      <w:proofErr w:type="gramEnd"/>
-      <w:r>
-        <w:rPr>
-          <w:rFonts w:asciiTheme="majorBidi" w:hAnsiTheme="majorBidi" w:cstheme="majorBidi"/>
-        </w:rPr>
-        <w:t xml:space="preserve">  </w:t>
-      </w:r>
-    </w:p>
-    <w:p>
-      <w:pPr>
-        <w:spacing w:line="360" w:lineRule="auto"/>
-        <w:ind w:left="0" w:firstLine="0"/>
         <w:jc w:val="center"/>
         <w:rPr>
           <w:rFonts w:asciiTheme="majorBidi" w:hAnsiTheme="majorBidi" w:cstheme="majorBidi"/>
@@ -5416,13 +5117,12 @@
       <w:r>
         <w:rPr>
           <w:rFonts w:asciiTheme="majorBidi" w:hAnsiTheme="majorBidi" w:cstheme="majorBidi"/>
-          <w:noProof/>
         </w:rPr>
         <w:drawing>
-          <wp:inline distT="0" distB="0" distL="0" distR="0" wp14:anchorId="72FBE533" wp14:editId="331DD79F">
-            <wp:extent cx="5760720" cy="3063240"/>
+          <wp:inline distT="0" distB="0" distL="0" distR="0" wp14:anchorId="3E7F43EE" wp14:editId="481CABDA">
+            <wp:extent cx="5760720" cy="2910840"/>
             <wp:effectExtent l="0" t="0" r="0" b="3810"/>
-            <wp:docPr id="6" name="Image 6"/>
+            <wp:docPr id="7" name="Image 7"/>
             <wp:cNvGraphicFramePr>
               <a:graphicFrameLocks xmlns:a="http://schemas.openxmlformats.org/drawingml/2006/main" noChangeAspect="1"/>
             </wp:cNvGraphicFramePr>
@@ -5442,6 +5142,422 @@
                   <pic:spPr>
                     <a:xfrm>
                       <a:off x="0" y="0"/>
+                      <a:ext cx="5760720" cy="2910840"/>
+                    </a:xfrm>
+                    <a:prstGeom prst="rect">
+                      <a:avLst/>
+                    </a:prstGeom>
+                  </pic:spPr>
+                </pic:pic>
+              </a:graphicData>
+            </a:graphic>
+          </wp:inline>
+        </w:drawing>
+      </w:r>
+    </w:p>
+    <w:p>
+      <w:pPr>
+        <w:spacing w:line="360" w:lineRule="auto"/>
+        <w:ind w:left="0" w:firstLine="0"/>
+        <w:jc w:val="center"/>
+        <w:rPr>
+          <w:rFonts w:asciiTheme="majorBidi" w:hAnsiTheme="majorBidi" w:cstheme="majorBidi"/>
+          <w:b/>
+          <w:bCs/>
+          <w:i/>
+          <w:iCs/>
+        </w:rPr>
+      </w:pPr>
+      <w:r>
+        <w:rPr>
+          <w:rFonts w:asciiTheme="majorBidi" w:hAnsiTheme="majorBidi" w:cstheme="majorBidi"/>
+          <w:b/>
+          <w:bCs/>
+          <w:i/>
+          <w:iCs/>
+        </w:rPr>
+        <w:t>Figure</w:t>
+      </w:r>
+      <w:r>
+        <w:rPr>
+          <w:rFonts w:asciiTheme="majorBidi" w:hAnsiTheme="majorBidi" w:cstheme="majorBidi"/>
+          <w:b/>
+          <w:bCs/>
+          <w:i/>
+          <w:iCs/>
+        </w:rPr>
+        <w:t xml:space="preserve"> </w:t>
+      </w:r>
+      <w:r>
+        <w:rPr>
+          <w:rFonts w:asciiTheme="majorBidi" w:hAnsiTheme="majorBidi" w:cstheme="majorBidi"/>
+          <w:b/>
+          <w:bCs/>
+          <w:i/>
+          <w:iCs/>
+        </w:rPr>
+        <w:t>6.6 : Message de réussite en examen</w:t>
+      </w:r>
+    </w:p>
+    <w:p>
+      <w:pPr>
+        <w:spacing w:line="360" w:lineRule="auto"/>
+        <w:ind w:left="0" w:firstLine="0"/>
+        <w:jc w:val="center"/>
+        <w:rPr>
+          <w:rFonts w:asciiTheme="majorBidi" w:hAnsiTheme="majorBidi" w:cstheme="majorBidi"/>
+          <w:b/>
+          <w:bCs/>
+          <w:i/>
+          <w:iCs/>
+        </w:rPr>
+      </w:pPr>
+    </w:p>
+    <w:p>
+      <w:pPr>
+        <w:spacing w:line="360" w:lineRule="auto"/>
+        <w:ind w:left="0" w:firstLine="0"/>
+        <w:rPr>
+          <w:rFonts w:asciiTheme="majorBidi" w:hAnsiTheme="majorBidi" w:cstheme="majorBidi"/>
+        </w:rPr>
+      </w:pPr>
+      <w:r>
+        <w:rPr>
+          <w:rFonts w:asciiTheme="majorBidi" w:hAnsiTheme="majorBidi" w:cstheme="majorBidi"/>
+        </w:rPr>
+        <w:lastRenderedPageBreak/>
+        <w:t xml:space="preserve">    </w:t>
+      </w:r>
+      <w:r>
+        <w:rPr>
+          <w:rFonts w:asciiTheme="majorBidi" w:hAnsiTheme="majorBidi" w:cstheme="majorBidi"/>
+        </w:rPr>
+        <w:t>Ensuite, un certificat est généré et enregistré dans la section « Mes certificats », permettant au client de la télécharger et de l’ajouter à son portfolio professionnel</w:t>
+      </w:r>
+      <w:r>
+        <w:rPr>
+          <w:rFonts w:asciiTheme="majorBidi" w:hAnsiTheme="majorBidi" w:cstheme="majorBidi"/>
+        </w:rPr>
+        <w:t xml:space="preserve"> comme montré dans les figures 6.7 et 6.8</w:t>
+      </w:r>
+      <w:r>
+        <w:rPr>
+          <w:rFonts w:asciiTheme="majorBidi" w:hAnsiTheme="majorBidi" w:cstheme="majorBidi"/>
+        </w:rPr>
+        <w:t xml:space="preserve">. </w:t>
+      </w:r>
+    </w:p>
+    <w:p>
+      <w:pPr>
+        <w:spacing w:line="360" w:lineRule="auto"/>
+        <w:ind w:left="0" w:firstLine="0"/>
+        <w:jc w:val="center"/>
+        <w:rPr>
+          <w:rFonts w:asciiTheme="majorBidi" w:hAnsiTheme="majorBidi" w:cstheme="majorBidi"/>
+        </w:rPr>
+      </w:pPr>
+      <w:r>
+        <w:rPr>
+          <w:rFonts w:asciiTheme="majorBidi" w:hAnsiTheme="majorBidi" w:cstheme="majorBidi"/>
+        </w:rPr>
+        <w:drawing>
+          <wp:inline distT="0" distB="0" distL="0" distR="0" wp14:anchorId="2EBFE916" wp14:editId="36E4F2DE">
+            <wp:extent cx="5760720" cy="2523490"/>
+            <wp:effectExtent l="0" t="0" r="0" b="0"/>
+            <wp:docPr id="8" name="Image 8"/>
+            <wp:cNvGraphicFramePr>
+              <a:graphicFrameLocks xmlns:a="http://schemas.openxmlformats.org/drawingml/2006/main" noChangeAspect="1"/>
+            </wp:cNvGraphicFramePr>
+            <a:graphic xmlns:a="http://schemas.openxmlformats.org/drawingml/2006/main">
+              <a:graphicData uri="http://schemas.openxmlformats.org/drawingml/2006/picture">
+                <pic:pic xmlns:pic="http://schemas.openxmlformats.org/drawingml/2006/picture">
+                  <pic:nvPicPr>
+                    <pic:cNvPr id="1" name=""/>
+                    <pic:cNvPicPr/>
+                  </pic:nvPicPr>
+                  <pic:blipFill>
+                    <a:blip r:embed="rId9"/>
+                    <a:stretch>
+                      <a:fillRect/>
+                    </a:stretch>
+                  </pic:blipFill>
+                  <pic:spPr>
+                    <a:xfrm>
+                      <a:off x="0" y="0"/>
+                      <a:ext cx="5760720" cy="2523490"/>
+                    </a:xfrm>
+                    <a:prstGeom prst="rect">
+                      <a:avLst/>
+                    </a:prstGeom>
+                  </pic:spPr>
+                </pic:pic>
+              </a:graphicData>
+            </a:graphic>
+          </wp:inline>
+        </w:drawing>
+      </w:r>
+    </w:p>
+    <w:p>
+      <w:pPr>
+        <w:spacing w:line="360" w:lineRule="auto"/>
+        <w:ind w:left="0" w:firstLine="0"/>
+        <w:jc w:val="center"/>
+        <w:rPr>
+          <w:rFonts w:asciiTheme="majorBidi" w:hAnsiTheme="majorBidi" w:cstheme="majorBidi"/>
+          <w:b/>
+          <w:bCs/>
+          <w:i/>
+          <w:iCs/>
+        </w:rPr>
+      </w:pPr>
+      <w:r>
+        <w:rPr>
+          <w:rFonts w:asciiTheme="majorBidi" w:hAnsiTheme="majorBidi" w:cstheme="majorBidi"/>
+          <w:b/>
+          <w:bCs/>
+          <w:i/>
+          <w:iCs/>
+        </w:rPr>
+        <w:t>Figure 6.7 : Interface de « Mes Certificats »</w:t>
+      </w:r>
+    </w:p>
+    <w:p>
+      <w:pPr>
+        <w:spacing w:line="360" w:lineRule="auto"/>
+        <w:ind w:left="0" w:firstLine="0"/>
+        <w:jc w:val="center"/>
+        <w:rPr>
+          <w:rFonts w:asciiTheme="majorBidi" w:hAnsiTheme="majorBidi" w:cstheme="majorBidi"/>
+          <w:b/>
+          <w:bCs/>
+          <w:i/>
+          <w:iCs/>
+        </w:rPr>
+      </w:pPr>
+    </w:p>
+    <w:p>
+      <w:pPr>
+        <w:spacing w:line="360" w:lineRule="auto"/>
+        <w:ind w:left="0" w:firstLine="0"/>
+        <w:jc w:val="center"/>
+        <w:rPr>
+          <w:rFonts w:asciiTheme="majorBidi" w:hAnsiTheme="majorBidi" w:cstheme="majorBidi"/>
+          <w:b/>
+          <w:bCs/>
+          <w:i/>
+          <w:iCs/>
+        </w:rPr>
+      </w:pPr>
+      <w:r>
+        <w:rPr>
+          <w:rFonts w:asciiTheme="majorBidi" w:hAnsiTheme="majorBidi" w:cstheme="majorBidi"/>
+          <w:b/>
+          <w:bCs/>
+          <w:i/>
+          <w:iCs/>
+        </w:rPr>
+        <w:drawing>
+          <wp:inline distT="0" distB="0" distL="0" distR="0" wp14:anchorId="54C6F42D" wp14:editId="124609FD">
+            <wp:extent cx="5241925" cy="4198620"/>
+            <wp:effectExtent l="0" t="0" r="0" b="0"/>
+            <wp:docPr id="9" name="Image 9"/>
+            <wp:cNvGraphicFramePr>
+              <a:graphicFrameLocks xmlns:a="http://schemas.openxmlformats.org/drawingml/2006/main" noChangeAspect="1"/>
+            </wp:cNvGraphicFramePr>
+            <a:graphic xmlns:a="http://schemas.openxmlformats.org/drawingml/2006/main">
+              <a:graphicData uri="http://schemas.openxmlformats.org/drawingml/2006/picture">
+                <pic:pic xmlns:pic="http://schemas.openxmlformats.org/drawingml/2006/picture">
+                  <pic:nvPicPr>
+                    <pic:cNvPr id="1" name=""/>
+                    <pic:cNvPicPr/>
+                  </pic:nvPicPr>
+                  <pic:blipFill>
+                    <a:blip r:embed="rId10"/>
+                    <a:stretch>
+                      <a:fillRect/>
+                    </a:stretch>
+                  </pic:blipFill>
+                  <pic:spPr>
+                    <a:xfrm>
+                      <a:off x="0" y="0"/>
+                      <a:ext cx="5280642" cy="4229631"/>
+                    </a:xfrm>
+                    <a:prstGeom prst="rect">
+                      <a:avLst/>
+                    </a:prstGeom>
+                  </pic:spPr>
+                </pic:pic>
+              </a:graphicData>
+            </a:graphic>
+          </wp:inline>
+        </w:drawing>
+      </w:r>
+    </w:p>
+    <w:p>
+      <w:pPr>
+        <w:spacing w:line="360" w:lineRule="auto"/>
+        <w:ind w:left="0" w:firstLine="0"/>
+        <w:jc w:val="center"/>
+        <w:rPr>
+          <w:rFonts w:asciiTheme="majorBidi" w:hAnsiTheme="majorBidi" w:cstheme="majorBidi"/>
+          <w:b/>
+          <w:bCs/>
+          <w:i/>
+          <w:iCs/>
+        </w:rPr>
+      </w:pPr>
+      <w:r>
+        <w:rPr>
+          <w:rFonts w:asciiTheme="majorBidi" w:hAnsiTheme="majorBidi" w:cstheme="majorBidi"/>
+          <w:b/>
+          <w:bCs/>
+          <w:i/>
+          <w:iCs/>
+        </w:rPr>
+        <w:t>Figure 6.8 : Exemple de notre certificat généré</w:t>
+      </w:r>
+    </w:p>
+    <w:p>
+      <w:pPr>
+        <w:spacing w:line="360" w:lineRule="auto"/>
+        <w:ind w:left="0" w:firstLine="0"/>
+        <w:rPr>
+          <w:rFonts w:asciiTheme="majorBidi" w:hAnsiTheme="majorBidi" w:cstheme="majorBidi"/>
+        </w:rPr>
+      </w:pPr>
+    </w:p>
+    <w:p>
+      <w:pPr>
+        <w:spacing w:line="360" w:lineRule="auto"/>
+        <w:ind w:left="0" w:firstLine="0"/>
+        <w:rPr>
+          <w:rFonts w:asciiTheme="majorBidi" w:hAnsiTheme="majorBidi" w:cstheme="majorBidi"/>
+        </w:rPr>
+      </w:pPr>
+      <w:r>
+        <w:rPr>
+          <w:rFonts w:asciiTheme="majorBidi" w:hAnsiTheme="majorBidi" w:cstheme="majorBidi"/>
+        </w:rPr>
+        <w:lastRenderedPageBreak/>
+        <w:t xml:space="preserve">   </w:t>
+      </w:r>
+      <w:r>
+        <w:rPr>
+          <w:rFonts w:asciiTheme="majorBidi" w:hAnsiTheme="majorBidi" w:cstheme="majorBidi"/>
+        </w:rPr>
+        <w:t>Après l’obtention du certificat, le client ne pourra plus sera repasser l’examen. Le bouton « S’évaluer » sera remplacé par la mention « Certificat obtenu », tandis que l’</w:t>
+      </w:r>
+      <w:r>
+        <w:rPr>
+          <w:rFonts w:asciiTheme="majorBidi" w:hAnsiTheme="majorBidi" w:cstheme="majorBidi"/>
+        </w:rPr>
+        <w:t>accès</w:t>
+      </w:r>
+      <w:r>
+        <w:rPr>
+          <w:rFonts w:asciiTheme="majorBidi" w:hAnsiTheme="majorBidi" w:cstheme="majorBidi"/>
+        </w:rPr>
+        <w:t xml:space="preserve"> restera </w:t>
+      </w:r>
+      <w:r>
+        <w:rPr>
+          <w:rFonts w:asciiTheme="majorBidi" w:hAnsiTheme="majorBidi" w:cstheme="majorBidi"/>
+        </w:rPr>
+        <w:t xml:space="preserve">limité à </w:t>
+      </w:r>
+      <w:r>
+        <w:rPr>
+          <w:rFonts w:asciiTheme="majorBidi" w:hAnsiTheme="majorBidi" w:cstheme="majorBidi"/>
+        </w:rPr>
+        <w:t>la</w:t>
+      </w:r>
+      <w:r>
+        <w:rPr>
+          <w:rFonts w:asciiTheme="majorBidi" w:hAnsiTheme="majorBidi" w:cstheme="majorBidi"/>
+        </w:rPr>
+        <w:t xml:space="preserve"> </w:t>
+      </w:r>
+      <w:r>
+        <w:rPr>
+          <w:rFonts w:asciiTheme="majorBidi" w:hAnsiTheme="majorBidi" w:cstheme="majorBidi"/>
+        </w:rPr>
+        <w:t xml:space="preserve">consultation des modules du cours comme </w:t>
+      </w:r>
+      <w:r>
+        <w:rPr>
+          <w:rFonts w:asciiTheme="majorBidi" w:hAnsiTheme="majorBidi" w:cstheme="majorBidi"/>
+        </w:rPr>
+        <w:t>l’</w:t>
+      </w:r>
+      <w:r>
+        <w:rPr>
+          <w:rFonts w:asciiTheme="majorBidi" w:hAnsiTheme="majorBidi" w:cstheme="majorBidi"/>
+        </w:rPr>
+        <w:t>illustr</w:t>
+      </w:r>
+      <w:r>
+        <w:rPr>
+          <w:rFonts w:asciiTheme="majorBidi" w:hAnsiTheme="majorBidi" w:cstheme="majorBidi"/>
+        </w:rPr>
+        <w:t xml:space="preserve">e </w:t>
+      </w:r>
+      <w:r>
+        <w:rPr>
+          <w:rFonts w:asciiTheme="majorBidi" w:hAnsiTheme="majorBidi" w:cstheme="majorBidi"/>
+        </w:rPr>
+        <w:t>la figure 6.</w:t>
+      </w:r>
+      <w:r>
+        <w:rPr>
+          <w:rFonts w:asciiTheme="majorBidi" w:hAnsiTheme="majorBidi" w:cstheme="majorBidi"/>
+        </w:rPr>
+        <w:t>9</w:t>
+      </w:r>
+      <w:r>
+        <w:rPr>
+          <w:rFonts w:asciiTheme="majorBidi" w:hAnsiTheme="majorBidi" w:cstheme="majorBidi"/>
+        </w:rPr>
+        <w:t xml:space="preserve">.  </w:t>
+      </w:r>
+    </w:p>
+    <w:p>
+      <w:pPr>
+        <w:spacing w:line="360" w:lineRule="auto"/>
+        <w:ind w:left="0" w:firstLine="0"/>
+        <w:jc w:val="center"/>
+        <w:rPr>
+          <w:rFonts w:asciiTheme="majorBidi" w:hAnsiTheme="majorBidi" w:cstheme="majorBidi"/>
+        </w:rPr>
+      </w:pPr>
+      <w:r>
+        <w:rPr>
+          <w:rFonts w:asciiTheme="majorBidi" w:hAnsiTheme="majorBidi" w:cstheme="majorBidi"/>
+          <w:noProof/>
+        </w:rPr>
+        <w:drawing>
+          <wp:inline distT="0" distB="0" distL="0" distR="0" wp14:anchorId="72FBE533" wp14:editId="331DD79F">
+            <wp:extent cx="5760720" cy="3063240"/>
+            <wp:effectExtent l="0" t="0" r="0" b="3810"/>
+            <wp:docPr id="6" name="Image 6"/>
+            <wp:cNvGraphicFramePr>
+              <a:graphicFrameLocks xmlns:a="http://schemas.openxmlformats.org/drawingml/2006/main" noChangeAspect="1"/>
+            </wp:cNvGraphicFramePr>
+            <a:graphic xmlns:a="http://schemas.openxmlformats.org/drawingml/2006/main">
+              <a:graphicData uri="http://schemas.openxmlformats.org/drawingml/2006/picture">
+                <pic:pic xmlns:pic="http://schemas.openxmlformats.org/drawingml/2006/picture">
+                  <pic:nvPicPr>
+                    <pic:cNvPr id="1" name=""/>
+                    <pic:cNvPicPr/>
+                  </pic:nvPicPr>
+                  <pic:blipFill>
+                    <a:blip r:embed="rId11"/>
+                    <a:stretch>
+                      <a:fillRect/>
+                    </a:stretch>
+                  </pic:blipFill>
+                  <pic:spPr>
+                    <a:xfrm>
+                      <a:off x="0" y="0"/>
                       <a:ext cx="5760720" cy="3063240"/>
                     </a:xfrm>
                     <a:prstGeom prst="rect">
@@ -5476,7 +5592,27 @@
           <w:i/>
           <w:iCs/>
         </w:rPr>
-        <w:t>Figure 6. : Interface des modules du cours après obtention du certificat</w:t>
+        <w:t>Figure 6.</w:t>
+      </w:r>
+      <w:r>
+        <w:rPr>
+          <w:rFonts w:asciiTheme="majorBidi" w:hAnsiTheme="majorBidi" w:cstheme="majorBidi"/>
+          <w:b/>
+          <w:bCs/>
+          <w:i/>
+          <w:iCs/>
+        </w:rPr>
+        <w:t>9</w:t>
+      </w:r>
+      <w:r>
+        <w:rPr>
+          <w:rFonts w:asciiTheme="majorBidi" w:hAnsiTheme="majorBidi" w:cstheme="majorBidi"/>
+          <w:b/>
+          <w:bCs/>
+          <w:i/>
+          <w:iCs/>
+        </w:rPr>
+        <w:t> : Interface des modules du cours après obtention du certificat</w:t>
       </w:r>
     </w:p>
     <w:p>
@@ -5512,44 +5648,120 @@
         <w:rPr>
           <w:rFonts w:asciiTheme="majorBidi" w:hAnsiTheme="majorBidi" w:cstheme="majorBidi"/>
         </w:rPr>
-        <w:t>permettant de retenter l’examen jusqu’à la réussite, comme illustré dans la figure 6.9.</w:t>
-      </w:r>
-    </w:p>
-    <w:p>
-      <w:pPr>
-        <w:spacing w:line="360" w:lineRule="auto"/>
-        <w:ind w:left="0" w:firstLine="0"/>
-        <w:rPr>
-          <w:rFonts w:asciiTheme="majorBidi" w:hAnsiTheme="majorBidi" w:cstheme="majorBidi"/>
-        </w:rPr>
-      </w:pPr>
-    </w:p>
-    <w:p>
-      <w:pPr>
-        <w:spacing w:line="360" w:lineRule="auto"/>
-        <w:ind w:left="0" w:firstLine="0"/>
-        <w:rPr>
-          <w:rFonts w:asciiTheme="majorBidi" w:hAnsiTheme="majorBidi" w:cstheme="majorBidi"/>
-        </w:rPr>
-      </w:pPr>
-    </w:p>
-    <w:p>
-      <w:pPr>
-        <w:spacing w:line="360" w:lineRule="auto"/>
-        <w:ind w:left="0" w:firstLine="0"/>
-        <w:rPr>
-          <w:rFonts w:asciiTheme="majorBidi" w:hAnsiTheme="majorBidi" w:cstheme="majorBidi"/>
-        </w:rPr>
-      </w:pPr>
-    </w:p>
-    <w:p>
-      <w:pPr>
-        <w:spacing w:line="360" w:lineRule="auto"/>
-        <w:ind w:left="0" w:firstLine="0"/>
-        <w:rPr>
-          <w:rFonts w:asciiTheme="majorBidi" w:hAnsiTheme="majorBidi" w:cstheme="majorBidi"/>
-        </w:rPr>
-      </w:pPr>
+        <w:t>permettant de retenter l’examen jusqu’à la réussite, comme illustré dans la figure 6.</w:t>
+      </w:r>
+      <w:r>
+        <w:rPr>
+          <w:rFonts w:asciiTheme="majorBidi" w:hAnsiTheme="majorBidi" w:cstheme="majorBidi"/>
+        </w:rPr>
+        <w:t>10</w:t>
+      </w:r>
+      <w:r>
+        <w:rPr>
+          <w:rFonts w:asciiTheme="majorBidi" w:hAnsiTheme="majorBidi" w:cstheme="majorBidi"/>
+        </w:rPr>
+        <w:t>.</w:t>
+      </w:r>
+    </w:p>
+    <w:p>
+      <w:pPr>
+        <w:spacing w:line="360" w:lineRule="auto"/>
+        <w:ind w:left="0" w:firstLine="0"/>
+        <w:jc w:val="center"/>
+        <w:rPr>
+          <w:rFonts w:asciiTheme="majorBidi" w:hAnsiTheme="majorBidi" w:cstheme="majorBidi"/>
+        </w:rPr>
+      </w:pPr>
+      <w:r>
+        <w:rPr>
+          <w:rFonts w:asciiTheme="majorBidi" w:hAnsiTheme="majorBidi" w:cstheme="majorBidi"/>
+          <w:noProof/>
+        </w:rPr>
+        <w:drawing>
+          <wp:inline distT="0" distB="0" distL="0" distR="0" wp14:anchorId="395BFB05" wp14:editId="67644329">
+            <wp:extent cx="5760720" cy="2545080"/>
+            <wp:effectExtent l="0" t="0" r="0" b="7620"/>
+            <wp:docPr id="10" name="Image 10"/>
+            <wp:cNvGraphicFramePr>
+              <a:graphicFrameLocks xmlns:a="http://schemas.openxmlformats.org/drawingml/2006/main" noChangeAspect="1"/>
+            </wp:cNvGraphicFramePr>
+            <a:graphic xmlns:a="http://schemas.openxmlformats.org/drawingml/2006/main">
+              <a:graphicData uri="http://schemas.openxmlformats.org/drawingml/2006/picture">
+                <pic:pic xmlns:pic="http://schemas.openxmlformats.org/drawingml/2006/picture">
+                  <pic:nvPicPr>
+                    <pic:cNvPr id="0" name="Picture 1"/>
+                    <pic:cNvPicPr>
+                      <a:picLocks noChangeAspect="1" noChangeArrowheads="1"/>
+                    </pic:cNvPicPr>
+                  </pic:nvPicPr>
+                  <pic:blipFill>
+                    <a:blip r:embed="rId12">
+                      <a:extLst>
+                        <a:ext uri="{28A0092B-C50C-407E-A947-70E740481C1C}">
+                          <a14:useLocalDpi xmlns:a14="http://schemas.microsoft.com/office/drawing/2010/main" val="0"/>
+                        </a:ext>
+                      </a:extLst>
+                    </a:blip>
+                    <a:srcRect/>
+                    <a:stretch>
+                      <a:fillRect/>
+                    </a:stretch>
+                  </pic:blipFill>
+                  <pic:spPr bwMode="auto">
+                    <a:xfrm>
+                      <a:off x="0" y="0"/>
+                      <a:ext cx="5760720" cy="2545080"/>
+                    </a:xfrm>
+                    <a:prstGeom prst="rect">
+                      <a:avLst/>
+                    </a:prstGeom>
+                    <a:noFill/>
+                    <a:ln>
+                      <a:noFill/>
+                    </a:ln>
+                  </pic:spPr>
+                </pic:pic>
+              </a:graphicData>
+            </a:graphic>
+          </wp:inline>
+        </w:drawing>
+      </w:r>
+    </w:p>
+    <w:p>
+      <w:pPr>
+        <w:spacing w:line="360" w:lineRule="auto"/>
+        <w:ind w:left="0" w:firstLine="0"/>
+        <w:jc w:val="center"/>
+        <w:rPr>
+          <w:rFonts w:asciiTheme="majorBidi" w:hAnsiTheme="majorBidi" w:cstheme="majorBidi"/>
+        </w:rPr>
+      </w:pPr>
+      <w:r>
+        <w:rPr>
+          <w:rFonts w:asciiTheme="majorBidi" w:hAnsiTheme="majorBidi" w:cstheme="majorBidi"/>
+          <w:b/>
+          <w:bCs/>
+          <w:i/>
+          <w:iCs/>
+        </w:rPr>
+        <w:t>Figure 6.10 :</w:t>
+      </w:r>
+      <w:r>
+        <w:rPr>
+          <w:rFonts w:asciiTheme="majorBidi" w:hAnsiTheme="majorBidi" w:cstheme="majorBidi"/>
+        </w:rPr>
+        <w:t xml:space="preserve"> </w:t>
+      </w:r>
+      <w:r>
+        <w:rPr>
+          <w:rFonts w:asciiTheme="majorBidi" w:hAnsiTheme="majorBidi" w:cstheme="majorBidi"/>
+          <w:b/>
+          <w:bCs/>
+          <w:i/>
+          <w:iCs/>
+        </w:rPr>
+        <w:t>Message de réussite en examen</w:t>
+      </w:r>
     </w:p>
     <w:p>
       <w:pPr>
@@ -5634,7 +5846,19 @@
         <w:rPr>
           <w:rFonts w:asciiTheme="majorBidi" w:hAnsiTheme="majorBidi" w:cstheme="majorBidi"/>
         </w:rPr>
-        <w:t xml:space="preserve">n accédant à la section « Jeux éducatifs », une interface affichant les différents jeux disponibles apparait comme illustré dans la figure 6.10. </w:t>
+        <w:t>n accédant à la section « Jeux éducatifs », une interface affichant les différents jeux disponibles apparait comme illustré dans la figure 6.1</w:t>
+      </w:r>
+      <w:r>
+        <w:rPr>
+          <w:rFonts w:asciiTheme="majorBidi" w:hAnsiTheme="majorBidi" w:cstheme="majorBidi"/>
+        </w:rPr>
+        <w:t>1</w:t>
+      </w:r>
+      <w:r>
+        <w:rPr>
+          <w:rFonts w:asciiTheme="majorBidi" w:hAnsiTheme="majorBidi" w:cstheme="majorBidi"/>
+        </w:rPr>
+        <w:t xml:space="preserve">. </w:t>
       </w:r>
     </w:p>
     <w:p>
@@ -5668,7 +5892,7 @@
                     </pic:cNvPicPr>
                   </pic:nvPicPr>
                   <pic:blipFill>
-                    <a:blip r:embed="rId9" cstate="print">
+                    <a:blip r:embed="rId13" cstate="print">
                       <a:extLst>
                         <a:ext uri="{28A0092B-C50C-407E-A947-70E740481C1C}">
                           <a14:useLocalDpi xmlns:a14="http://schemas.microsoft.com/office/drawing/2010/main" val="0"/>
@@ -5721,21 +5945,28 @@
           <w:i/>
           <w:iCs/>
         </w:rPr>
-        <w:t>Figure 6.10 : Interface des jeux éducatifs</w:t>
-      </w:r>
-    </w:p>
-    <w:p>
-      <w:pPr>
-        <w:spacing w:line="360" w:lineRule="auto"/>
-        <w:ind w:left="0" w:firstLine="0"/>
-        <w:rPr>
-          <w:rFonts w:asciiTheme="majorBidi" w:hAnsiTheme="majorBidi" w:cstheme="majorBidi"/>
-          <w:b/>
-          <w:bCs/>
-          <w:i/>
-          <w:iCs/>
-        </w:rPr>
-      </w:pPr>
+        <w:t>Figure 6.1</w:t>
+      </w:r>
+      <w:r>
+        <w:rPr>
+          <w:rFonts w:asciiTheme="majorBidi" w:hAnsiTheme="majorBidi" w:cstheme="majorBidi"/>
+          <w:b/>
+          <w:bCs/>
+          <w:i/>
+          <w:iCs/>
+        </w:rPr>
+        <w:t>1</w:t>
+      </w:r>
+      <w:r>
+        <w:rPr>
+          <w:rFonts w:asciiTheme="majorBidi" w:hAnsiTheme="majorBidi" w:cstheme="majorBidi"/>
+          <w:b/>
+          <w:bCs/>
+          <w:i/>
+          <w:iCs/>
+        </w:rPr>
+        <w:t> : Interface des jeux éducatifs</w:t>
+      </w:r>
     </w:p>
     <w:p>
       <w:pPr>
@@ -5784,92 +6015,116 @@
         <w:rPr>
           <w:rFonts w:asciiTheme="majorBidi" w:hAnsiTheme="majorBidi" w:cstheme="majorBidi"/>
         </w:rPr>
-        <w:t>choisissant la section « Contact », un formulaire de réclamation s’affiche, accompagné de la liste des messages récemment envoyés comme illustré dans la figure 6.11.</w:t>
-      </w:r>
-    </w:p>
-    <w:p>
-      <w:pPr>
-        <w:spacing w:line="360" w:lineRule="auto"/>
-        <w:ind w:left="0" w:firstLine="0"/>
-        <w:rPr>
-          <w:rFonts w:asciiTheme="majorBidi" w:hAnsiTheme="majorBidi" w:cstheme="majorBidi"/>
-        </w:rPr>
-      </w:pPr>
-    </w:p>
-    <w:p>
-      <w:pPr>
-        <w:spacing w:line="360" w:lineRule="auto"/>
-        <w:ind w:left="0" w:firstLine="0"/>
-        <w:rPr>
-          <w:rFonts w:asciiTheme="majorBidi" w:hAnsiTheme="majorBidi" w:cstheme="majorBidi"/>
-        </w:rPr>
-      </w:pPr>
-    </w:p>
-    <w:p>
-      <w:pPr>
-        <w:spacing w:line="360" w:lineRule="auto"/>
-        <w:ind w:left="0" w:firstLine="0"/>
-        <w:rPr>
-          <w:rFonts w:asciiTheme="majorBidi" w:hAnsiTheme="majorBidi" w:cstheme="majorBidi"/>
-        </w:rPr>
-      </w:pPr>
-    </w:p>
-    <w:p>
-      <w:pPr>
-        <w:spacing w:line="360" w:lineRule="auto"/>
-        <w:ind w:left="0" w:firstLine="0"/>
-        <w:rPr>
-          <w:rFonts w:asciiTheme="majorBidi" w:hAnsiTheme="majorBidi" w:cstheme="majorBidi"/>
-        </w:rPr>
-      </w:pPr>
-    </w:p>
-    <w:p>
-      <w:pPr>
-        <w:spacing w:line="360" w:lineRule="auto"/>
-        <w:ind w:left="0" w:firstLine="0"/>
-        <w:rPr>
-          <w:rFonts w:asciiTheme="majorBidi" w:hAnsiTheme="majorBidi" w:cstheme="majorBidi"/>
-        </w:rPr>
-      </w:pPr>
-    </w:p>
-    <w:p>
-      <w:pPr>
-        <w:spacing w:line="360" w:lineRule="auto"/>
-        <w:ind w:left="0" w:firstLine="0"/>
-        <w:rPr>
-          <w:rFonts w:asciiTheme="majorBidi" w:hAnsiTheme="majorBidi" w:cstheme="majorBidi"/>
-        </w:rPr>
-      </w:pPr>
-    </w:p>
-    <w:p>
-      <w:pPr>
-        <w:spacing w:line="360" w:lineRule="auto"/>
-        <w:ind w:left="0" w:firstLine="0"/>
-        <w:rPr>
-          <w:rFonts w:asciiTheme="majorBidi" w:hAnsiTheme="majorBidi" w:cstheme="majorBidi"/>
-        </w:rPr>
-      </w:pPr>
-    </w:p>
-    <w:p>
-      <w:pPr>
-        <w:spacing w:line="360" w:lineRule="auto"/>
-        <w:ind w:left="0" w:firstLine="0"/>
-        <w:rPr>
-          <w:rFonts w:asciiTheme="majorBidi" w:hAnsiTheme="majorBidi" w:cstheme="majorBidi"/>
-          <w:b/>
-          <w:bCs/>
-          <w:i/>
-          <w:iCs/>
-        </w:rPr>
-      </w:pPr>
-      <w:r>
-        <w:rPr>
-          <w:rFonts w:asciiTheme="majorBidi" w:hAnsiTheme="majorBidi" w:cstheme="majorBidi"/>
-          <w:b/>
-          <w:bCs/>
-          <w:i/>
-          <w:iCs/>
-        </w:rPr>
+        <w:t>choisissant la section « Contact », un formulaire de réclamation s’affiche, accompagné de la liste des messages récemment envoyés comme illustré dans la figure 6.1</w:t>
+      </w:r>
+      <w:r>
+        <w:rPr>
+          <w:rFonts w:asciiTheme="majorBidi" w:hAnsiTheme="majorBidi" w:cstheme="majorBidi"/>
+        </w:rPr>
+        <w:t>2</w:t>
+      </w:r>
+      <w:r>
+        <w:rPr>
+          <w:rFonts w:asciiTheme="majorBidi" w:hAnsiTheme="majorBidi" w:cstheme="majorBidi"/>
+        </w:rPr>
+        <w:t>.</w:t>
+      </w:r>
+    </w:p>
+    <w:p>
+      <w:pPr>
+        <w:spacing w:line="360" w:lineRule="auto"/>
+        <w:ind w:left="0" w:firstLine="0"/>
+        <w:jc w:val="center"/>
+        <w:rPr>
+          <w:rFonts w:asciiTheme="majorBidi" w:hAnsiTheme="majorBidi" w:cstheme="majorBidi"/>
+        </w:rPr>
+      </w:pPr>
+      <w:r>
+        <w:rPr>
+          <w:rFonts w:asciiTheme="majorBidi" w:hAnsiTheme="majorBidi" w:cstheme="majorBidi"/>
+        </w:rPr>
+        <w:drawing>
+          <wp:inline distT="0" distB="0" distL="0" distR="0" wp14:anchorId="491880CE" wp14:editId="16762572">
+            <wp:extent cx="5760720" cy="4152900"/>
+            <wp:effectExtent l="0" t="0" r="0" b="0"/>
+            <wp:docPr id="11" name="Image 11"/>
+            <wp:cNvGraphicFramePr>
+              <a:graphicFrameLocks xmlns:a="http://schemas.openxmlformats.org/drawingml/2006/main" noChangeAspect="1"/>
+            </wp:cNvGraphicFramePr>
+            <a:graphic xmlns:a="http://schemas.openxmlformats.org/drawingml/2006/main">
+              <a:graphicData uri="http://schemas.openxmlformats.org/drawingml/2006/picture">
+                <pic:pic xmlns:pic="http://schemas.openxmlformats.org/drawingml/2006/picture">
+                  <pic:nvPicPr>
+                    <pic:cNvPr id="1" name=""/>
+                    <pic:cNvPicPr/>
+                  </pic:nvPicPr>
+                  <pic:blipFill>
+                    <a:blip r:embed="rId14"/>
+                    <a:stretch>
+                      <a:fillRect/>
+                    </a:stretch>
+                  </pic:blipFill>
+                  <pic:spPr>
+                    <a:xfrm>
+                      <a:off x="0" y="0"/>
+                      <a:ext cx="5760720" cy="4152900"/>
+                    </a:xfrm>
+                    <a:prstGeom prst="rect">
+                      <a:avLst/>
+                    </a:prstGeom>
+                  </pic:spPr>
+                </pic:pic>
+              </a:graphicData>
+            </a:graphic>
+          </wp:inline>
+        </w:drawing>
+      </w:r>
+    </w:p>
+    <w:p>
+      <w:pPr>
+        <w:spacing w:line="360" w:lineRule="auto"/>
+        <w:ind w:left="0" w:firstLine="0"/>
+        <w:jc w:val="center"/>
+        <w:rPr>
+          <w:rFonts w:asciiTheme="majorBidi" w:hAnsiTheme="majorBidi" w:cstheme="majorBidi"/>
+          <w:b/>
+          <w:bCs/>
+          <w:i/>
+          <w:iCs/>
+        </w:rPr>
+      </w:pPr>
+      <w:r>
+        <w:rPr>
+          <w:rFonts w:asciiTheme="majorBidi" w:hAnsiTheme="majorBidi" w:cstheme="majorBidi"/>
+          <w:b/>
+          <w:bCs/>
+          <w:i/>
+          <w:iCs/>
+        </w:rPr>
+        <w:t>Figure 6.12 : Formulaire de la réclamation</w:t>
+      </w:r>
+    </w:p>
+    <w:p>
+      <w:pPr>
+        <w:spacing w:line="360" w:lineRule="auto"/>
+        <w:ind w:left="0" w:firstLine="0"/>
+        <w:rPr>
+          <w:rFonts w:asciiTheme="majorBidi" w:hAnsiTheme="majorBidi" w:cstheme="majorBidi"/>
+          <w:b/>
+          <w:bCs/>
+          <w:i/>
+          <w:iCs/>
+        </w:rPr>
+      </w:pPr>
+      <w:r>
+        <w:rPr>
+          <w:rFonts w:asciiTheme="majorBidi" w:hAnsiTheme="majorBidi" w:cstheme="majorBidi"/>
+          <w:b/>
+          <w:bCs/>
+          <w:i/>
+          <w:iCs/>
+        </w:rPr>
+        <w:lastRenderedPageBreak/>
         <w:t>d) Réception d’une réponse à une réclamation</w:t>
       </w:r>
       <w:r>
@@ -5913,62 +6168,94 @@
         <w:rPr>
           <w:rFonts w:asciiTheme="majorBidi" w:hAnsiTheme="majorBidi" w:cstheme="majorBidi"/>
         </w:rPr>
-        <w:t xml:space="preserve"> la figure 6.12.</w:t>
-      </w:r>
-    </w:p>
-    <w:p>
-      <w:pPr>
-        <w:spacing w:line="360" w:lineRule="auto"/>
-        <w:ind w:left="0" w:firstLine="0"/>
-        <w:rPr>
-          <w:rFonts w:asciiTheme="majorBidi" w:hAnsiTheme="majorBidi" w:cstheme="majorBidi"/>
-        </w:rPr>
-      </w:pPr>
-    </w:p>
-    <w:p>
-      <w:pPr>
-        <w:spacing w:line="360" w:lineRule="auto"/>
-        <w:ind w:left="0" w:firstLine="0"/>
-        <w:rPr>
-          <w:rFonts w:asciiTheme="majorBidi" w:hAnsiTheme="majorBidi" w:cstheme="majorBidi"/>
-        </w:rPr>
-      </w:pPr>
-    </w:p>
-    <w:p>
-      <w:pPr>
-        <w:spacing w:line="360" w:lineRule="auto"/>
-        <w:ind w:left="0" w:firstLine="0"/>
-        <w:rPr>
-          <w:rFonts w:asciiTheme="majorBidi" w:hAnsiTheme="majorBidi" w:cstheme="majorBidi"/>
-        </w:rPr>
-      </w:pPr>
-    </w:p>
-    <w:p>
-      <w:pPr>
-        <w:spacing w:line="360" w:lineRule="auto"/>
-        <w:ind w:left="0" w:firstLine="0"/>
-        <w:rPr>
-          <w:rFonts w:asciiTheme="majorBidi" w:hAnsiTheme="majorBidi" w:cstheme="majorBidi"/>
-        </w:rPr>
-      </w:pPr>
-    </w:p>
-    <w:p>
-      <w:pPr>
-        <w:spacing w:line="360" w:lineRule="auto"/>
-        <w:ind w:left="0" w:firstLine="0"/>
-        <w:rPr>
-          <w:rFonts w:asciiTheme="majorBidi" w:hAnsiTheme="majorBidi" w:cstheme="majorBidi"/>
-        </w:rPr>
-      </w:pPr>
-    </w:p>
-    <w:p>
-      <w:pPr>
-        <w:spacing w:line="360" w:lineRule="auto"/>
-        <w:ind w:left="0" w:firstLine="0"/>
-        <w:rPr>
-          <w:rFonts w:asciiTheme="majorBidi" w:hAnsiTheme="majorBidi" w:cstheme="majorBidi"/>
-        </w:rPr>
-      </w:pPr>
+        <w:t xml:space="preserve"> la figure 6.1</w:t>
+      </w:r>
+      <w:r>
+        <w:rPr>
+          <w:rFonts w:asciiTheme="majorBidi" w:hAnsiTheme="majorBidi" w:cstheme="majorBidi"/>
+        </w:rPr>
+        <w:t>3</w:t>
+      </w:r>
+      <w:r>
+        <w:rPr>
+          <w:rFonts w:asciiTheme="majorBidi" w:hAnsiTheme="majorBidi" w:cstheme="majorBidi"/>
+        </w:rPr>
+        <w:t>.</w:t>
+      </w:r>
+    </w:p>
+    <w:p>
+      <w:pPr>
+        <w:spacing w:line="360" w:lineRule="auto"/>
+        <w:ind w:left="0" w:firstLine="0"/>
+        <w:jc w:val="center"/>
+        <w:rPr>
+          <w:rFonts w:asciiTheme="majorBidi" w:hAnsiTheme="majorBidi" w:cstheme="majorBidi"/>
+        </w:rPr>
+      </w:pPr>
+      <w:r>
+        <w:rPr>
+          <w:rFonts w:asciiTheme="majorBidi" w:hAnsiTheme="majorBidi" w:cstheme="majorBidi"/>
+        </w:rPr>
+        <w:drawing>
+          <wp:inline distT="0" distB="0" distL="0" distR="0" wp14:anchorId="6C75F8DE" wp14:editId="3D2FE6EB">
+            <wp:extent cx="5760720" cy="3307080"/>
+            <wp:effectExtent l="0" t="0" r="0" b="7620"/>
+            <wp:docPr id="12" name="Image 12"/>
+            <wp:cNvGraphicFramePr>
+              <a:graphicFrameLocks xmlns:a="http://schemas.openxmlformats.org/drawingml/2006/main" noChangeAspect="1"/>
+            </wp:cNvGraphicFramePr>
+            <a:graphic xmlns:a="http://schemas.openxmlformats.org/drawingml/2006/main">
+              <a:graphicData uri="http://schemas.openxmlformats.org/drawingml/2006/picture">
+                <pic:pic xmlns:pic="http://schemas.openxmlformats.org/drawingml/2006/picture">
+                  <pic:nvPicPr>
+                    <pic:cNvPr id="1" name=""/>
+                    <pic:cNvPicPr/>
+                  </pic:nvPicPr>
+                  <pic:blipFill>
+                    <a:blip r:embed="rId15"/>
+                    <a:stretch>
+                      <a:fillRect/>
+                    </a:stretch>
+                  </pic:blipFill>
+                  <pic:spPr>
+                    <a:xfrm>
+                      <a:off x="0" y="0"/>
+                      <a:ext cx="5760720" cy="3307080"/>
+                    </a:xfrm>
+                    <a:prstGeom prst="rect">
+                      <a:avLst/>
+                    </a:prstGeom>
+                  </pic:spPr>
+                </pic:pic>
+              </a:graphicData>
+            </a:graphic>
+          </wp:inline>
+        </w:drawing>
+      </w:r>
+    </w:p>
+    <w:p>
+      <w:pPr>
+        <w:spacing w:line="360" w:lineRule="auto"/>
+        <w:ind w:left="0" w:firstLine="0"/>
+        <w:jc w:val="center"/>
+        <w:rPr>
+          <w:rFonts w:asciiTheme="majorBidi" w:hAnsiTheme="majorBidi" w:cstheme="majorBidi"/>
+          <w:b/>
+          <w:bCs/>
+          <w:i/>
+          <w:iCs/>
+        </w:rPr>
+      </w:pPr>
+      <w:r>
+        <w:rPr>
+          <w:rFonts w:asciiTheme="majorBidi" w:hAnsiTheme="majorBidi" w:cstheme="majorBidi"/>
+          <w:b/>
+          <w:bCs/>
+          <w:i/>
+          <w:iCs/>
+        </w:rPr>
+        <w:t>Figure 6.13 : Réponse au réclamation envoyée</w:t>
+      </w:r>
     </w:p>
     <w:p>
       <w:pPr>
@@ -6060,8 +6347,29 @@
         <w:rPr>
           <w:rFonts w:asciiTheme="majorBidi" w:hAnsiTheme="majorBidi" w:cstheme="majorBidi"/>
         </w:rPr>
-        <w:t xml:space="preserve">la figure 6.13. </w:t>
-      </w:r>
+        <w:t>la figure 6.1</w:t>
+      </w:r>
+      <w:r>
+        <w:rPr>
+          <w:rFonts w:asciiTheme="majorBidi" w:hAnsiTheme="majorBidi" w:cstheme="majorBidi"/>
+        </w:rPr>
+        <w:t>4</w:t>
+      </w:r>
+      <w:r>
+        <w:rPr>
+          <w:rFonts w:asciiTheme="majorBidi" w:hAnsiTheme="majorBidi" w:cstheme="majorBidi"/>
+        </w:rPr>
+        <w:t xml:space="preserve">. </w:t>
+      </w:r>
+    </w:p>
+    <w:p>
+      <w:pPr>
+        <w:spacing w:line="360" w:lineRule="auto"/>
+        <w:ind w:left="0" w:firstLine="0"/>
+        <w:rPr>
+          <w:rFonts w:asciiTheme="majorBidi" w:hAnsiTheme="majorBidi" w:cstheme="majorBidi"/>
+        </w:rPr>
+      </w:pPr>
     </w:p>
     <w:p>
       <w:pPr>

--- a/Sprint 4 du rapport.docx
+++ b/Sprint 4 du rapport.docx
@@ -12,6 +12,7 @@
           <w:sz w:val="28"/>
         </w:rPr>
       </w:pPr>
+      <w:bookmarkStart w:id="0" w:name="_Hlk228619901"/>
       <w:r>
         <w:rPr>
           <w:rFonts w:asciiTheme="majorBidi" w:hAnsiTheme="majorBidi" w:cstheme="majorBidi"/>
@@ -5117,6 +5118,7 @@
       <w:r>
         <w:rPr>
           <w:rFonts w:asciiTheme="majorBidi" w:hAnsiTheme="majorBidi" w:cstheme="majorBidi"/>
+          <w:noProof/>
         </w:rPr>
         <w:drawing>
           <wp:inline distT="0" distB="0" distL="0" distR="0" wp14:anchorId="3E7F43EE" wp14:editId="481CABDA">
@@ -5259,6 +5261,7 @@
       <w:r>
         <w:rPr>
           <w:rFonts w:asciiTheme="majorBidi" w:hAnsiTheme="majorBidi" w:cstheme="majorBidi"/>
+          <w:noProof/>
         </w:rPr>
         <w:drawing>
           <wp:inline distT="0" distB="0" distL="0" distR="0" wp14:anchorId="2EBFE916" wp14:editId="36E4F2DE">
@@ -5355,6 +5358,7 @@
           <w:bCs/>
           <w:i/>
           <w:iCs/>
+          <w:noProof/>
         </w:rPr>
         <w:drawing>
           <wp:inline distT="0" distB="0" distL="0" distR="0" wp14:anchorId="54C6F42D" wp14:editId="124609FD">
@@ -6042,6 +6046,7 @@
       <w:r>
         <w:rPr>
           <w:rFonts w:asciiTheme="majorBidi" w:hAnsiTheme="majorBidi" w:cstheme="majorBidi"/>
+          <w:noProof/>
         </w:rPr>
         <w:drawing>
           <wp:inline distT="0" distB="0" distL="0" distR="0" wp14:anchorId="491880CE" wp14:editId="16762572">
@@ -6195,6 +6200,7 @@
       <w:r>
         <w:rPr>
           <w:rFonts w:asciiTheme="majorBidi" w:hAnsiTheme="majorBidi" w:cstheme="majorBidi"/>
+          <w:noProof/>
         </w:rPr>
         <w:drawing>
           <wp:inline distT="0" distB="0" distL="0" distR="0" wp14:anchorId="6C75F8DE" wp14:editId="3D2FE6EB">
@@ -6359,15 +6365,79 @@
         <w:rPr>
           <w:rFonts w:asciiTheme="majorBidi" w:hAnsiTheme="majorBidi" w:cstheme="majorBidi"/>
         </w:rPr>
-        <w:t xml:space="preserve">. </w:t>
-      </w:r>
-    </w:p>
-    <w:p>
-      <w:pPr>
-        <w:spacing w:line="360" w:lineRule="auto"/>
-        <w:ind w:left="0" w:firstLine="0"/>
-        <w:rPr>
-          <w:rFonts w:asciiTheme="majorBidi" w:hAnsiTheme="majorBidi" w:cstheme="majorBidi"/>
+        <w:t>.</w:t>
+      </w:r>
+    </w:p>
+    <w:p>
+      <w:pPr>
+        <w:spacing w:line="360" w:lineRule="auto"/>
+        <w:ind w:left="0" w:firstLine="0"/>
+        <w:rPr>
+          <w:rFonts w:asciiTheme="majorBidi" w:hAnsiTheme="majorBidi" w:cstheme="majorBidi"/>
+        </w:rPr>
+      </w:pPr>
+    </w:p>
+    <w:p>
+      <w:pPr>
+        <w:spacing w:line="360" w:lineRule="auto"/>
+        <w:ind w:left="0" w:firstLine="0"/>
+        <w:rPr>
+          <w:rFonts w:asciiTheme="majorBidi" w:hAnsiTheme="majorBidi" w:cstheme="majorBidi"/>
+        </w:rPr>
+      </w:pPr>
+    </w:p>
+    <w:p>
+      <w:pPr>
+        <w:spacing w:line="360" w:lineRule="auto"/>
+        <w:ind w:left="0" w:firstLine="0"/>
+        <w:rPr>
+          <w:rFonts w:asciiTheme="majorBidi" w:hAnsiTheme="majorBidi" w:cstheme="majorBidi"/>
+        </w:rPr>
+      </w:pPr>
+    </w:p>
+    <w:p>
+      <w:pPr>
+        <w:spacing w:line="360" w:lineRule="auto"/>
+        <w:ind w:left="0" w:firstLine="0"/>
+        <w:rPr>
+          <w:rFonts w:asciiTheme="majorBidi" w:hAnsiTheme="majorBidi" w:cstheme="majorBidi"/>
+        </w:rPr>
+      </w:pPr>
+    </w:p>
+    <w:p>
+      <w:pPr>
+        <w:spacing w:line="360" w:lineRule="auto"/>
+        <w:ind w:left="0" w:firstLine="0"/>
+        <w:jc w:val="center"/>
+        <w:rPr>
+          <w:rFonts w:asciiTheme="majorBidi" w:hAnsiTheme="majorBidi" w:cstheme="majorBidi"/>
+          <w:b/>
+          <w:bCs/>
+          <w:i/>
+          <w:iCs/>
+        </w:rPr>
+      </w:pPr>
+      <w:r>
+        <w:rPr>
+          <w:rFonts w:asciiTheme="majorBidi" w:hAnsiTheme="majorBidi" w:cstheme="majorBidi"/>
+          <w:b/>
+          <w:bCs/>
+          <w:i/>
+          <w:iCs/>
+        </w:rPr>
+        <w:t>Figure 6.14 : Interface de « Gestion tickets »</w:t>
+      </w:r>
+    </w:p>
+    <w:p>
+      <w:pPr>
+        <w:spacing w:line="360" w:lineRule="auto"/>
+        <w:ind w:left="0" w:firstLine="0"/>
+        <w:rPr>
+          <w:rFonts w:asciiTheme="majorBidi" w:hAnsiTheme="majorBidi" w:cstheme="majorBidi"/>
+          <w:b/>
+          <w:bCs/>
+          <w:i/>
+          <w:iCs/>
         </w:rPr>
       </w:pPr>
     </w:p>
@@ -6581,6 +6651,7 @@
         </w:rPr>
         <w:t xml:space="preserve"> </w:t>
       </w:r>
+      <w:bookmarkEnd w:id="0"/>
     </w:p>
     <w:sectPr>
       <w:pgSz w:w="11906" w:h="16838"/>
